--- a/CÔNG TY TNHH MÁY CHẾ BIẾN GỖ CÔNG NGHỆ/MayCheBienGo_TamNgungHoatDong/MayCheBienGo_NghiQuyetHDTV.docx
+++ b/CÔNG TY TNHH MÁY CHẾ BIẾN GỖ CÔNG NGHỆ/MayCheBienGo_TamNgungHoatDong/MayCheBienGo_NghiQuyetHDTV.docx
@@ -366,8 +366,6 @@
         </w:rPr>
         <w:br/>
       </w:r>
-      <w:bookmarkStart w:id="0" w:name="_GoBack"/>
-      <w:bookmarkEnd w:id="0"/>
       <w:r>
         <w:rPr>
           <w:rFonts w:ascii="Times New Roman" w:hAnsi="Times New Roman"/>
@@ -729,8 +727,50 @@
           <w:sz w:val="28"/>
           <w:szCs w:val="28"/>
         </w:rPr>
-        <w:t>Thông báo tạm ngừng kinh doanh kể từ ngày 01 tháng 05 năm 2026 đến hết ngày 31 tháng 12 năm 2026</w:t>
-      </w:r>
+        <w:t xml:space="preserve">Thông báo tạm ngừng kinh doanh kể từ ngày 01 tháng 05 năm 2026 đến hết ngày </w:t>
+      </w:r>
+      <w:r>
+        <w:rPr>
+          <w:rFonts w:ascii="Times New Roman" w:hAnsi="Times New Roman" w:cs="Times New Roman"/>
+          <w:sz w:val="28"/>
+          <w:szCs w:val="28"/>
+        </w:rPr>
+        <w:t>30</w:t>
+      </w:r>
+      <w:r>
+        <w:rPr>
+          <w:rFonts w:ascii="Times New Roman" w:hAnsi="Times New Roman" w:cs="Times New Roman"/>
+          <w:sz w:val="28"/>
+          <w:szCs w:val="28"/>
+        </w:rPr>
+        <w:t xml:space="preserve"> tháng </w:t>
+      </w:r>
+      <w:r>
+        <w:rPr>
+          <w:rFonts w:ascii="Times New Roman" w:hAnsi="Times New Roman" w:cs="Times New Roman"/>
+          <w:sz w:val="28"/>
+          <w:szCs w:val="28"/>
+        </w:rPr>
+        <w:t>04</w:t>
+      </w:r>
+      <w:r>
+        <w:rPr>
+          <w:rFonts w:ascii="Times New Roman" w:hAnsi="Times New Roman" w:cs="Times New Roman"/>
+          <w:sz w:val="28"/>
+          <w:szCs w:val="28"/>
+        </w:rPr>
+        <w:t xml:space="preserve"> năm 202</w:t>
+      </w:r>
+      <w:r>
+        <w:rPr>
+          <w:rFonts w:ascii="Times New Roman" w:hAnsi="Times New Roman" w:cs="Times New Roman"/>
+          <w:sz w:val="28"/>
+          <w:szCs w:val="28"/>
+        </w:rPr>
+        <w:t>7</w:t>
+      </w:r>
+      <w:bookmarkStart w:id="0" w:name="_GoBack"/>
+      <w:bookmarkEnd w:id="0"/>
     </w:p>
     <w:p>
       <w:pPr>
@@ -3103,30 +3143,6 @@
 </file>
 
 <file path=customXml/item1.xml><?xml version="1.0" encoding="utf-8"?>
-<?mso-contentType ?>
-<FormTemplates xmlns="http://schemas.microsoft.com/sharepoint/v3/contenttype/forms">
-  <Display>DocumentLibraryForm</Display>
-  <Edit>DocumentLibraryForm</Edit>
-  <New>DocumentLibraryForm</New>
-</FormTemplates>
-</file>
-
-<file path=customXml/item2.xml><?xml version="1.0" encoding="utf-8"?>
-<p:properties xmlns:p="http://schemas.microsoft.com/office/2006/metadata/properties" xmlns:xsi="http://www.w3.org/2001/XMLSchema-instance" xmlns:pc="http://schemas.microsoft.com/office/infopath/2007/PartnerControls">
-  <documentManagement>
-    <AlternateThumbnailUrl xmlns="http://schemas.microsoft.com/sharepoint/v3">
-      <Url xsi:nil="true"/>
-      <Description xsi:nil="true"/>
-    </AlternateThumbnailUrl>
-    <VideoThumbnail xmlns="4ae7861e-4bff-47fb-9754-a3da037d4eb5" xsi:nil="true"/>
-    <ImageCreateDate xmlns="http://schemas.microsoft.com/sharepoint/v3" xsi:nil="true"/>
-    <GetImgForVideo xmlns="4ae7861e-4bff-47fb-9754-a3da037d4eb5" xsi:nil="true"/>
-    <Description xmlns="http://schemas.microsoft.com/sharepoint/v3" xsi:nil="true"/>
-  </documentManagement>
-</p:properties>
-</file>
-
-<file path=customXml/item3.xml><?xml version="1.0" encoding="utf-8"?>
 <ct:contentTypeSchema xmlns:ct="http://schemas.microsoft.com/office/2006/metadata/contentType" xmlns:ma="http://schemas.microsoft.com/office/2006/metadata/properties/metaAttributes" ct:_="" ma:_="" ma:contentTypeName="Picture" ma:contentTypeID="0x0101020088C615AFA6081A4EAC6D0C7B5DE5004C" ma:contentTypeVersion="3" ma:contentTypeDescription="Upload an image or a photograph." ma:contentTypeScope="" ma:versionID="8a358c36b680c6236bc77b7a1286c80c">
   <xsd:schema xmlns:xsd="http://www.w3.org/2001/XMLSchema" xmlns:xs="http://www.w3.org/2001/XMLSchema" xmlns:p="http://schemas.microsoft.com/office/2006/metadata/properties" xmlns:ns1="http://schemas.microsoft.com/sharepoint/v3" xmlns:ns2="4ae7861e-4bff-47fb-9754-a3da037d4eb5" targetNamespace="http://schemas.microsoft.com/office/2006/metadata/properties" ma:root="true" ma:fieldsID="1315e3235dfc98430f19347398624d38" ns1:_="" ns2:_="">
     <xsd:import namespace="http://schemas.microsoft.com/sharepoint/v3"/>
@@ -3314,10 +3330,45 @@
 </ct:contentTypeSchema>
 </file>
 
+<file path=customXml/item2.xml><?xml version="1.0" encoding="utf-8"?>
+<p:properties xmlns:p="http://schemas.microsoft.com/office/2006/metadata/properties" xmlns:xsi="http://www.w3.org/2001/XMLSchema-instance" xmlns:pc="http://schemas.microsoft.com/office/infopath/2007/PartnerControls">
+  <documentManagement>
+    <AlternateThumbnailUrl xmlns="http://schemas.microsoft.com/sharepoint/v3">
+      <Url xsi:nil="true"/>
+      <Description xsi:nil="true"/>
+    </AlternateThumbnailUrl>
+    <VideoThumbnail xmlns="4ae7861e-4bff-47fb-9754-a3da037d4eb5" xsi:nil="true"/>
+    <ImageCreateDate xmlns="http://schemas.microsoft.com/sharepoint/v3" xsi:nil="true"/>
+    <GetImgForVideo xmlns="4ae7861e-4bff-47fb-9754-a3da037d4eb5" xsi:nil="true"/>
+    <Description xmlns="http://schemas.microsoft.com/sharepoint/v3" xsi:nil="true"/>
+  </documentManagement>
+</p:properties>
+</file>
+
+<file path=customXml/item3.xml><?xml version="1.0" encoding="utf-8"?>
+<?mso-contentType ?>
+<FormTemplates xmlns="http://schemas.microsoft.com/sharepoint/v3/contenttype/forms">
+  <Display>DocumentLibraryForm</Display>
+  <Edit>DocumentLibraryForm</Edit>
+  <New>DocumentLibraryForm</New>
+</FormTemplates>
+</file>
+
 <file path=customXml/itemProps1.xml><?xml version="1.0" encoding="utf-8"?>
-<ds:datastoreItem xmlns:ds="http://schemas.openxmlformats.org/officeDocument/2006/customXml" ds:itemID="{AFD07A8A-035B-44B3-8740-60045F8E4C9F}">
+<ds:datastoreItem xmlns:ds="http://schemas.openxmlformats.org/officeDocument/2006/customXml" ds:itemID="{8032CC91-C47F-435F-963C-35AB8945FB24}">
   <ds:schemaRefs>
-    <ds:schemaRef ds:uri="http://schemas.microsoft.com/sharepoint/v3/contenttype/forms"/>
+    <ds:schemaRef ds:uri="http://schemas.microsoft.com/office/2006/metadata/contentType"/>
+    <ds:schemaRef ds:uri="http://schemas.microsoft.com/office/2006/metadata/properties/metaAttributes"/>
+    <ds:schemaRef ds:uri="http://www.w3.org/2001/XMLSchema"/>
+    <ds:schemaRef ds:uri="http://schemas.microsoft.com/office/2006/metadata/properties"/>
+    <ds:schemaRef ds:uri="http://schemas.microsoft.com/sharepoint/v3"/>
+    <ds:schemaRef ds:uri="4ae7861e-4bff-47fb-9754-a3da037d4eb5"/>
+    <ds:schemaRef ds:uri="http://schemas.microsoft.com/office/2006/documentManagement/types"/>
+    <ds:schemaRef ds:uri="http://schemas.microsoft.com/office/infopath/2007/PartnerControls"/>
+    <ds:schemaRef ds:uri="http://schemas.openxmlformats.org/package/2006/metadata/core-properties"/>
+    <ds:schemaRef ds:uri="http://purl.org/dc/elements/1.1/"/>
+    <ds:schemaRef ds:uri="http://purl.org/dc/terms/"/>
+    <ds:schemaRef ds:uri="http://schemas.microsoft.com/internal/obd"/>
   </ds:schemaRefs>
 </ds:datastoreItem>
 </file>
@@ -3334,20 +3385,9 @@
 </file>
 
 <file path=customXml/itemProps3.xml><?xml version="1.0" encoding="utf-8"?>
-<ds:datastoreItem xmlns:ds="http://schemas.openxmlformats.org/officeDocument/2006/customXml" ds:itemID="{8032CC91-C47F-435F-963C-35AB8945FB24}">
+<ds:datastoreItem xmlns:ds="http://schemas.openxmlformats.org/officeDocument/2006/customXml" ds:itemID="{AFD07A8A-035B-44B3-8740-60045F8E4C9F}">
   <ds:schemaRefs>
-    <ds:schemaRef ds:uri="http://schemas.microsoft.com/office/2006/metadata/contentType"/>
-    <ds:schemaRef ds:uri="http://schemas.microsoft.com/office/2006/metadata/properties/metaAttributes"/>
-    <ds:schemaRef ds:uri="http://www.w3.org/2001/XMLSchema"/>
-    <ds:schemaRef ds:uri="http://schemas.microsoft.com/office/2006/metadata/properties"/>
-    <ds:schemaRef ds:uri="http://schemas.microsoft.com/sharepoint/v3"/>
-    <ds:schemaRef ds:uri="4ae7861e-4bff-47fb-9754-a3da037d4eb5"/>
-    <ds:schemaRef ds:uri="http://schemas.microsoft.com/office/2006/documentManagement/types"/>
-    <ds:schemaRef ds:uri="http://schemas.microsoft.com/office/infopath/2007/PartnerControls"/>
-    <ds:schemaRef ds:uri="http://schemas.openxmlformats.org/package/2006/metadata/core-properties"/>
-    <ds:schemaRef ds:uri="http://purl.org/dc/elements/1.1/"/>
-    <ds:schemaRef ds:uri="http://purl.org/dc/terms/"/>
-    <ds:schemaRef ds:uri="http://schemas.microsoft.com/internal/obd"/>
+    <ds:schemaRef ds:uri="http://schemas.microsoft.com/sharepoint/v3/contenttype/forms"/>
   </ds:schemaRefs>
 </ds:datastoreItem>
 </file>